--- a/Practice_16/Docs/Practic16.docx
+++ b/Practice_16/Docs/Practic16.docx
@@ -21,8 +21,20 @@
           <w:sz w:val="36"/>
           <w:szCs w:val="36"/>
         </w:rPr>
-        <w:t>Практическая работа 15</w:t>
-      </w:r>
+        <w:t>Практическая работа 1</w:t>
+      </w:r>
+      <w:r>
+        <w:rPr>
+          <w:rFonts w:ascii="Times New Roman" w:hAnsi="Times New Roman" w:cs="Times New Roman"/>
+          <w:b/>
+          <w:bCs/>
+          <w:sz w:val="36"/>
+          <w:szCs w:val="36"/>
+        </w:rPr>
+        <w:t>6</w:t>
+      </w:r>
+      <w:bookmarkStart w:id="0" w:name="_GoBack"/>
+      <w:bookmarkEnd w:id="0"/>
     </w:p>
     <w:p>
       <w:pPr>
@@ -47,8 +59,11 @@
     </w:p>
     <w:p>
       <w:r>
+        <w:rPr>
+          <w:noProof/>
+        </w:rPr>
         <w:drawing>
-          <wp:inline distT="0" distB="0" distL="0" distR="0" wp14:anchorId="3A63744B" wp14:editId="36746713">
+          <wp:inline distT="0" distB="0" distL="0" distR="0" wp14:anchorId="03A71091" wp14:editId="3B333A1B">
             <wp:extent cx="5572903" cy="4010585"/>
             <wp:effectExtent l="0" t="0" r="8890" b="9525"/>
             <wp:docPr id="1" name="Рисунок 1"/>
@@ -780,19 +795,13 @@
       </w:r>
       <w:proofErr w:type="spellEnd"/>
       <w:r>
-        <w:t xml:space="preserve"> долгий </w:t>
-      </w:r>
-      <w:r>
-        <w:t>–</w:t>
+        <w:t xml:space="preserve"> долгий –</w:t>
       </w:r>
       <w:r>
         <w:t xml:space="preserve"> </w:t>
       </w:r>
       <w:r>
-        <w:t xml:space="preserve">значит </w:t>
-      </w:r>
-      <w:r>
-        <w:t>"тяжелый" интернет или слишком большой файл HTML</w:t>
+        <w:t>значит "тяжелый" интернет или слишком большой файл HTML</w:t>
       </w:r>
     </w:p>
     <w:p>
@@ -1169,8 +1178,11 @@
         <w:ind w:left="720"/>
       </w:pPr>
       <w:r>
+        <w:rPr>
+          <w:noProof/>
+        </w:rPr>
         <w:drawing>
-          <wp:anchor distT="0" distB="0" distL="114300" distR="114300" simplePos="0" relativeHeight="251662336" behindDoc="0" locked="0" layoutInCell="1" allowOverlap="1" wp14:anchorId="02EB35EB">
+          <wp:anchor distT="0" distB="0" distL="114300" distR="114300" simplePos="0" relativeHeight="251662336" behindDoc="0" locked="0" layoutInCell="1" allowOverlap="1" wp14:anchorId="3748F6D3" wp14:editId="0531CE67">
             <wp:simplePos x="0" y="0"/>
             <wp:positionH relativeFrom="column">
               <wp:posOffset>-3810</wp:posOffset>
@@ -1220,8 +1232,11 @@
         </w:drawing>
       </w:r>
       <w:r>
+        <w:rPr>
+          <w:noProof/>
+        </w:rPr>
         <w:drawing>
-          <wp:anchor distT="0" distB="0" distL="114300" distR="114300" simplePos="0" relativeHeight="251658240" behindDoc="0" locked="0" layoutInCell="1" allowOverlap="1" wp14:anchorId="4BD38418">
+          <wp:anchor distT="0" distB="0" distL="114300" distR="114300" simplePos="0" relativeHeight="251658240" behindDoc="0" locked="0" layoutInCell="1" allowOverlap="1" wp14:anchorId="62C7FF69" wp14:editId="2D9E4F9D">
             <wp:simplePos x="0" y="0"/>
             <wp:positionH relativeFrom="column">
               <wp:posOffset>-3810</wp:posOffset>
@@ -1295,8 +1310,11 @@
         <w:ind w:left="720"/>
       </w:pPr>
       <w:r>
+        <w:rPr>
+          <w:noProof/>
+        </w:rPr>
         <w:drawing>
-          <wp:anchor distT="0" distB="0" distL="114300" distR="114300" simplePos="0" relativeHeight="251660288" behindDoc="0" locked="0" layoutInCell="1" allowOverlap="1" wp14:anchorId="1006DD9D">
+          <wp:anchor distT="0" distB="0" distL="114300" distR="114300" simplePos="0" relativeHeight="251660288" behindDoc="0" locked="0" layoutInCell="1" allowOverlap="1" wp14:anchorId="2D61062A" wp14:editId="7E3641B6">
             <wp:simplePos x="0" y="0"/>
             <wp:positionH relativeFrom="column">
               <wp:posOffset>-3810</wp:posOffset>
@@ -1865,8 +1883,11 @@
     </w:p>
     <w:p>
       <w:r>
+        <w:rPr>
+          <w:noProof/>
+        </w:rPr>
         <w:drawing>
-          <wp:inline distT="0" distB="0" distL="0" distR="0" wp14:anchorId="0540F15E" wp14:editId="0794CC5C">
+          <wp:inline distT="0" distB="0" distL="0" distR="0" wp14:anchorId="0283D5C3" wp14:editId="16AC4A06">
             <wp:extent cx="4124510" cy="3705225"/>
             <wp:effectExtent l="0" t="0" r="9525" b="0"/>
             <wp:docPr id="6" name="Рисунок 6"/>
@@ -1997,11 +2018,12 @@
         <w:rPr>
           <w:b/>
           <w:bCs/>
+          <w:noProof/>
           <w:sz w:val="28"/>
           <w:szCs w:val="28"/>
         </w:rPr>
         <w:drawing>
-          <wp:anchor distT="0" distB="0" distL="114300" distR="114300" simplePos="0" relativeHeight="251661312" behindDoc="0" locked="0" layoutInCell="1" allowOverlap="1" wp14:anchorId="463CDA2C">
+          <wp:anchor distT="0" distB="0" distL="114300" distR="114300" simplePos="0" relativeHeight="251661312" behindDoc="0" locked="0" layoutInCell="1" allowOverlap="1" wp14:anchorId="6AA073CA" wp14:editId="2886F249">
             <wp:simplePos x="0" y="0"/>
             <wp:positionH relativeFrom="column">
               <wp:posOffset>-88009</wp:posOffset>
@@ -2170,11 +2192,12 @@
         <w:rPr>
           <w:b/>
           <w:bCs/>
+          <w:noProof/>
           <w:sz w:val="28"/>
           <w:szCs w:val="28"/>
         </w:rPr>
         <w:drawing>
-          <wp:inline distT="0" distB="0" distL="0" distR="0" wp14:anchorId="3AB1FFF6" wp14:editId="2038973A">
+          <wp:inline distT="0" distB="0" distL="0" distR="0" wp14:anchorId="5C09B58E" wp14:editId="7B86FD05">
             <wp:extent cx="6214745" cy="1562100"/>
             <wp:effectExtent l="0" t="0" r="0" b="0"/>
             <wp:docPr id="9" name="Рисунок 9"/>
@@ -2628,11 +2651,12 @@
         <w:rPr>
           <w:b/>
           <w:bCs/>
+          <w:noProof/>
           <w:sz w:val="28"/>
           <w:szCs w:val="28"/>
         </w:rPr>
         <w:drawing>
-          <wp:inline distT="0" distB="0" distL="0" distR="0" wp14:anchorId="053435D9" wp14:editId="7F43D702">
+          <wp:inline distT="0" distB="0" distL="0" distR="0" wp14:anchorId="04A5B35D" wp14:editId="63DEA4B7">
             <wp:extent cx="5940425" cy="2162175"/>
             <wp:effectExtent l="0" t="0" r="3175" b="9525"/>
             <wp:docPr id="12" name="Рисунок 12"/>
@@ -3623,8 +3647,11 @@
         </w:rPr>
       </w:pPr>
       <w:r>
+        <w:rPr>
+          <w:noProof/>
+        </w:rPr>
         <w:drawing>
-          <wp:anchor distT="0" distB="0" distL="114300" distR="114300" simplePos="0" relativeHeight="251664384" behindDoc="0" locked="0" layoutInCell="1" allowOverlap="1" wp14:anchorId="1B327907" wp14:editId="7A59C247">
+          <wp:anchor distT="0" distB="0" distL="114300" distR="114300" simplePos="0" relativeHeight="251664384" behindDoc="0" locked="0" layoutInCell="1" allowOverlap="1" wp14:anchorId="6F61E794" wp14:editId="19FE1693">
             <wp:simplePos x="0" y="0"/>
             <wp:positionH relativeFrom="column">
               <wp:posOffset>-114300</wp:posOffset>
@@ -3881,11 +3908,12 @@
         <w:rPr>
           <w:b/>
           <w:bCs/>
+          <w:noProof/>
           <w:sz w:val="28"/>
           <w:szCs w:val="28"/>
         </w:rPr>
         <w:drawing>
-          <wp:anchor distT="0" distB="0" distL="114300" distR="114300" simplePos="0" relativeHeight="251665408" behindDoc="0" locked="0" layoutInCell="1" allowOverlap="1" wp14:anchorId="10535A70">
+          <wp:anchor distT="0" distB="0" distL="114300" distR="114300" simplePos="0" relativeHeight="251665408" behindDoc="0" locked="0" layoutInCell="1" allowOverlap="1" wp14:anchorId="43B4B7FB" wp14:editId="0702E2F7">
             <wp:simplePos x="0" y="0"/>
             <wp:positionH relativeFrom="column">
               <wp:posOffset>-194310</wp:posOffset>
@@ -4084,10 +4112,7 @@
       </w:r>
       <w:proofErr w:type="spellEnd"/>
       <w:r>
-        <w:t>)</w:t>
-      </w:r>
-      <w:r>
-        <w:t>создают дополнительную нагрузку на основной поток (</w:t>
+        <w:t>)создают дополнительную нагрузку на основной поток (</w:t>
       </w:r>
       <w:proofErr w:type="spellStart"/>
       <w:r>
@@ -6177,9 +6202,10 @@
           <w:bCs/>
           <w:i/>
           <w:iCs/>
+          <w:noProof/>
         </w:rPr>
         <w:drawing>
-          <wp:anchor distT="0" distB="0" distL="114300" distR="114300" simplePos="0" relativeHeight="251666432" behindDoc="0" locked="0" layoutInCell="1" allowOverlap="1" wp14:anchorId="7237C4AA">
+          <wp:anchor distT="0" distB="0" distL="114300" distR="114300" simplePos="0" relativeHeight="251666432" behindDoc="0" locked="0" layoutInCell="1" allowOverlap="1" wp14:anchorId="14C9DBD9" wp14:editId="1F03DD90">
             <wp:simplePos x="0" y="0"/>
             <wp:positionH relativeFrom="column">
               <wp:posOffset>-3810</wp:posOffset>
@@ -6415,8 +6441,11 @@
     </w:p>
     <w:p>
       <w:r>
+        <w:rPr>
+          <w:noProof/>
+        </w:rPr>
         <w:drawing>
-          <wp:anchor distT="0" distB="0" distL="114300" distR="114300" simplePos="0" relativeHeight="251667456" behindDoc="0" locked="0" layoutInCell="1" allowOverlap="1" wp14:anchorId="6A156F3D">
+          <wp:anchor distT="0" distB="0" distL="114300" distR="114300" simplePos="0" relativeHeight="251667456" behindDoc="0" locked="0" layoutInCell="1" allowOverlap="1" wp14:anchorId="7257ACF5" wp14:editId="2893366E">
             <wp:simplePos x="0" y="0"/>
             <wp:positionH relativeFrom="column">
               <wp:posOffset>-3810</wp:posOffset>
@@ -6466,10 +6495,7 @@
         </w:drawing>
       </w:r>
       <w:r>
-        <w:t>В</w:t>
-      </w:r>
-      <w:r>
-        <w:t xml:space="preserve">иден домен </w:t>
+        <w:t xml:space="preserve">Виден домен </w:t>
       </w:r>
       <w:proofErr w:type="spellStart"/>
       <w:r>
@@ -6500,10 +6526,7 @@
       </w:r>
       <w:proofErr w:type="spellEnd"/>
       <w:r>
-        <w:t xml:space="preserve"> соединений</w:t>
-      </w:r>
-      <w:r>
-        <w:t>.</w:t>
+        <w:t xml:space="preserve"> соединений.</w:t>
       </w:r>
     </w:p>
     <w:p/>
@@ -7104,7 +7127,7 @@
     </w:p>
     <w:p>
       <w:r>
-        <w:pict>
+        <w:pict w14:anchorId="329BE484">
           <v:rect id="_x0000_i1025" style="width:0;height:1.5pt" o:hralign="center" o:hrstd="t" o:hr="t" fillcolor="#a0a0a0" stroked="f"/>
         </w:pict>
       </w:r>
@@ -7202,12 +7225,7 @@
       </w:r>
       <w:proofErr w:type="spellEnd"/>
       <w:r>
-        <w:t>) освобождают процессор, позволяя интерфейсу не «зависать» и сразу реагировать на клик</w:t>
-      </w:r>
-      <w:bookmarkStart w:id="0" w:name="_GoBack"/>
-      <w:bookmarkEnd w:id="0"/>
-      <w:r>
-        <w:t>и (метрика INP).</w:t>
+        <w:t>) освобождают процессор, позволяя интерфейсу не «зависать» и сразу реагировать на клики (метрика INP).</w:t>
       </w:r>
     </w:p>
     <w:p/>
@@ -11342,6 +11360,7 @@
   <w:style w:type="character" w:default="1" w:styleId="a0">
     <w:name w:val="Default Paragraph Font"/>
     <w:uiPriority w:val="1"/>
+    <w:semiHidden/>
     <w:unhideWhenUsed/>
   </w:style>
   <w:style w:type="table" w:default="1" w:styleId="a1">
